--- a/documents/Lorenzo_Ocampo_Resume_2026.docx
+++ b/documents/Lorenzo_Ocampo_Resume_2026.docx
@@ -133,7 +133,7 @@
           <w:i w:val="0"/>
           <w:sz w:val="20"/>
         </w:rPr>
-        <w:t>Full stack software engineer with 2+ years building and supporting production systems in Java/Spring Boot, Vue.js and AWS, currently at Samsung R&amp;D and previously on an airline ticketing platform. Builds features across the frontend and backend, handles client and stakeholder requests, and regularly uses AI-assisted automation to speed up support and testing. Also owns quarterly planning and new-hire onboarding, and works as an associate technical PM / product owner across teams. Strong written English; seeking a fully remote, product-focused role.</w:t>
+        <w:t>Full stack software engineer with 2+ years building and supporting production systems in Java/Spring Boot, Vue.js and AWS, currently at Samsung R&amp;D and previously on an airline ticketing platform. Builds features across the frontend and backend, handles client and stakeholder requests, and regularly improves manual workflows with AI-assisted automation. Also owns quarterly planning and new-hire onboarding, and works as an associate technical PM / product owner across teams. Strong written English; seeking a fully remote, product-focused role.</w:t>
       </w:r>
     </w:p>
     <w:p>
@@ -244,7 +244,7 @@
           <w:i w:val="0"/>
           <w:sz w:val="20"/>
         </w:rPr>
-        <w:t>Lambda, SQS, KMS, S3, Athena</w:t>
+        <w:t>EC2, Lambda, SQS, KMS, S3, Athena</w:t>
       </w:r>
     </w:p>
     <w:p>
@@ -385,7 +385,7 @@
           <w:i w:val="0"/>
           <w:sz w:val="20"/>
         </w:rPr>
-        <w:t>Leads the Samsung SIM Unlock (SSU) task force and builds admin-portal features such as carrier certificate management and access control, across a Vue.js frontend and a Spring Boot backend on AWS</w:t>
+        <w:t>Leads a project task force and builds admin-portal features such as carrier certificate management and access control, across a Vue.js frontend and a Spring Boot backend on AWS</w:t>
       </w:r>
     </w:p>
     <w:p>
@@ -401,7 +401,7 @@
           <w:i w:val="0"/>
           <w:sz w:val="20"/>
         </w:rPr>
-        <w:t>Handles client and stakeholder requests through production debugging and direct database fixes, and regularly builds AI-assisted scripts that speed up ticket resolution and endpoint testing</w:t>
+        <w:t>Handles client and stakeholder requests through production debugging and direct database fixes, and regularly analyzes manual workflows and improves them with AI-assisted automation</w:t>
       </w:r>
     </w:p>
     <w:p>
@@ -470,7 +470,7 @@
           <w:i w:val="0"/>
           <w:sz w:val="20"/>
         </w:rPr>
-        <w:t>Built and extended booking and ticketing features on an airline ticketing platform, working across a .NET/C# and SQL/MySQL backend, a React.js frontend, Python and AWS</w:t>
+        <w:t>Built and extended booking and ticketing features on an airline ticketing platform used by travel agencies, working across a .NET/C# and SQL/MySQL backend, a React.js frontend, Python and AWS</w:t>
       </w:r>
     </w:p>
     <w:p>
@@ -486,7 +486,7 @@
           <w:i w:val="0"/>
           <w:sz w:val="20"/>
         </w:rPr>
-        <w:t>Integrated South African Airlines into the platform, extending access to international routes</w:t>
+        <w:t>Owned the LIFT Airlines integration end to end, so travel agencies could book LIFT flights through the platform</w:t>
       </w:r>
     </w:p>
     <w:p>
@@ -502,7 +502,7 @@
           <w:i w:val="0"/>
           <w:sz w:val="20"/>
         </w:rPr>
-        <w:t>Supported production by investigating incidents and shipping hotfixes, reducing downtime and improving reliability</w:t>
+        <w:t>Investigated production incidents, mostly flight-detail mismatches from airline API data, and shipped fixes that handle incomplete data so the same errors stopped recurring</w:t>
       </w:r>
     </w:p>
     <w:p>
@@ -518,7 +518,7 @@
           <w:i w:val="0"/>
           <w:sz w:val="20"/>
         </w:rPr>
-        <w:t>Handled client and stakeholder requests, and kept quality up by reviewing teammates' code, testing releases and improving backend code and documentation</w:t>
+        <w:t>Reviewed teammates' code, tested releases and improved backend code and documentation</w:t>
       </w:r>
     </w:p>
     <w:p>
@@ -564,7 +564,7 @@
           <w:i/>
           <w:sz w:val="20"/>
         </w:rPr>
-        <w:t xml:space="preserve"> | Python, FastAPI, SQLite, Vue.js, Claude</w:t>
+        <w:t xml:space="preserve"> | Python, FastAPI, SQLite, Vue.js</w:t>
       </w:r>
       <w:r>
         <w:rPr>
@@ -616,7 +616,7 @@
           <w:i/>
           <w:sz w:val="20"/>
         </w:rPr>
-        <w:t xml:space="preserve"> | Node.js, SQLite, REST API, Claude</w:t>
+        <w:t xml:space="preserve"> | Node.js, SQLite, REST API</w:t>
       </w:r>
       <w:r>
         <w:rPr>

--- a/documents/Lorenzo_Ocampo_Resume_2026.docx
+++ b/documents/Lorenzo_Ocampo_Resume_2026.docx
@@ -589,59 +589,7 @@
           <w:i w:val="0"/>
           <w:sz w:val="20"/>
         </w:rPr>
-        <w:t>Builds and maintains a local web app for a multi-brand fashion retailer that turns daily ERP exports into sales, inventory and sell-through dashboards and a weekly owners' report, reusing the existing Python ETL cleaning code so its numbers match the Excel reports</w:t>
-      </w:r>
-    </w:p>
-    <w:p>
-      <w:pPr>
-        <w:keepNext/>
-        <w:tabs>
-          <w:tab w:pos="10656" w:val="right"/>
-        </w:tabs>
-        <w:spacing w:before="0" w:after="20" w:line="240" w:lineRule="auto"/>
-      </w:pPr>
-      <w:r>
-        <w:rPr>
-          <w:rFonts w:ascii="Calibri" w:hAnsi="Calibri" w:eastAsia="Calibri"/>
-          <w:b/>
-          <w:i w:val="0"/>
-          <w:sz w:val="20"/>
-        </w:rPr>
-        <w:t>Staff Scheduling Application</w:t>
-      </w:r>
-      <w:r>
-        <w:rPr>
-          <w:rFonts w:ascii="Calibri" w:hAnsi="Calibri" w:eastAsia="Calibri"/>
-          <w:b w:val="0"/>
-          <w:i/>
-          <w:sz w:val="20"/>
-        </w:rPr>
-        <w:t xml:space="preserve"> | Node.js, SQLite, REST API</w:t>
-      </w:r>
-      <w:r>
-        <w:rPr>
-          <w:rFonts w:ascii="Calibri" w:hAnsi="Calibri" w:eastAsia="Calibri"/>
-          <w:b w:val="0"/>
-          <w:i/>
-          <w:sz w:val="20"/>
-        </w:rPr>
-        <w:tab/>
-      </w:r>
-    </w:p>
-    <w:p>
-      <w:pPr>
-        <w:pStyle w:val="ListBullet"/>
-        <w:spacing w:before="0" w:after="30" w:line="240" w:lineRule="auto"/>
-        <w:ind w:left="288" w:hanging="245"/>
-      </w:pPr>
-      <w:r>
-        <w:rPr>
-          <w:rFonts w:ascii="Calibri" w:hAnsi="Calibri" w:eastAsia="Calibri"/>
-          <w:b w:val="0"/>
-          <w:i w:val="0"/>
-          <w:sz w:val="20"/>
-        </w:rPr>
-        <w:t>Built a scheduling app with an auto-fill algorithm, REST API and browser frontend for store shifts and staff assignments</w:t>
+        <w:t>Builds and maintains a local web app for a multi-brand fashion retailer that reshapes its data partner's daily ERP exports into the sales, inventory and sell-through views the merchandising manager needs, plus a weekly owners' report, reusing the existing Python ETL cleaning code so its numbers match the Excel reports; includes a staff scheduler with auto-fill assignments that replaced hand and Excel scheduling</w:t>
       </w:r>
     </w:p>
     <w:p>
